--- a/platform/scope/out/2_患者代表への依頼書と回答用紙.docx
+++ b/platform/scope/out/2_患者代表への依頼書と回答用紙.docx
@@ -199,7 +199,7 @@
           <w:sz w:val="20"/>
           <w:szCs w:val="20"/>
         </w:rPr>
-        <w:t xml:space="preserve">予防や治療の方法を「すすめる」「すすめない」と決める会議に、委員のひとりとして参加し、意見と投票をお願いします。(2027年3月ごろを予定)</w:t>
+        <w:t xml:space="preserve">予防や治療の方法を「すすめる」「すすめない」と決める会議に、委員のひとりとして参加し、意見と投票をお願いします。(2027年5月ごろを予定)</w:t>
       </w:r>
     </w:p>
     <w:p>
@@ -605,7 +605,7 @@
                 <w:sz w:val="18"/>
                 <w:szCs w:val="18"/>
               </w:rPr>
-              <w:t xml:space="preserve">2027年3月ごろ(日程は相談)</w:t>
+              <w:t xml:space="preserve">2027年5月ごろ(日程は相談)</w:t>
             </w:r>
           </w:p>
         </w:tc>
@@ -698,7 +698,7 @@
                 <w:sz w:val="18"/>
                 <w:szCs w:val="18"/>
               </w:rPr>
-              <w:t xml:space="preserve">2027年7月ごろ</w:t>
+              <w:t xml:space="preserve">2027年11月ごろ</w:t>
             </w:r>
           </w:p>
         </w:tc>

--- a/platform/scope/out/2_患者代表への依頼書と回答用紙.docx
+++ b/platform/scope/out/2_患者代表への依頼書と回答用紙.docx
@@ -355,7 +355,7 @@
                 <w:sz w:val="18"/>
                 <w:szCs w:val="18"/>
               </w:rPr>
-              <w:t xml:space="preserve">時間の目安</w:t>
+              <w:t xml:space="preserve">所要時間</w:t>
             </w:r>
           </w:p>
         </w:tc>

--- a/platform/scope/out/2_患者代表への依頼書と回答用紙.docx
+++ b/platform/scope/out/2_患者代表への依頼書と回答用紙.docx
@@ -14,6 +14,21 @@
           <w:szCs w:val="18"/>
         </w:rPr>
         <w:t xml:space="preserve">　　　年　　月　　日</w:t>
+      </w:r>
+    </w:p>
+    <w:p>
+      <w:pPr>
+        <w:spacing w:after="100"/>
+      </w:pPr>
+      <w:r>
+        <w:rPr>
+          <w:rFonts w:ascii="Yu Gothic" w:cs="Yu Gothic" w:eastAsia="Yu Gothic" w:hAnsi="Yu Gothic"/>
+          <w:i/>
+          <w:iCs/>
+          <w:sz w:val="18"/>
+          <w:szCs w:val="18"/>
+        </w:rPr>
+        <w:t xml:space="preserve">【送付前の確認】この依頼書は案である。外部評価委員(患者代表)に依頼する内容(Scopeの確認、アウトカムの重要度、推奨作成会議への参加)は、承認済み企画書に記載がない。統括委員会が決定してから送る。</w:t>
       </w:r>
     </w:p>
     <w:p>
@@ -70,7 +85,7 @@
           <w:sz w:val="30"/>
           <w:szCs w:val="30"/>
         </w:rPr>
-        <w:t xml:space="preserve">「がん薬物療法に伴う末梢神経障害診療ガイドライン」改訂への　患者代表としてのご参加のお願い</w:t>
+        <w:t xml:space="preserve">「がん薬物療法に伴う神経障害診療ガイドライン2028年版」作成への　患者代表としてのご参加のお願い</w:t>
       </w:r>
     </w:p>
     <w:p>

--- a/platform/scope/out/2_患者代表への依頼書と回答用紙.docx
+++ b/platform/scope/out/2_患者代表への依頼書と回答用紙.docx
@@ -14,21 +14,6 @@
           <w:szCs w:val="18"/>
         </w:rPr>
         <w:t xml:space="preserve">　　　年　　月　　日</w:t>
-      </w:r>
-    </w:p>
-    <w:p>
-      <w:pPr>
-        <w:spacing w:after="100"/>
-      </w:pPr>
-      <w:r>
-        <w:rPr>
-          <w:rFonts w:ascii="Yu Gothic" w:cs="Yu Gothic" w:eastAsia="Yu Gothic" w:hAnsi="Yu Gothic"/>
-          <w:i/>
-          <w:iCs/>
-          <w:sz w:val="18"/>
-          <w:szCs w:val="18"/>
-        </w:rPr>
-        <w:t xml:space="preserve">【送付前の確認】この依頼書は案である。外部評価委員(患者代表)に依頼する内容(Scopeの確認、アウトカムの重要度、推奨作成会議への参加)は、承認済み企画書に記載がない。統括委員会が決定してから送る。</w:t>
       </w:r>
     </w:p>
     <w:p>
@@ -85,7 +70,7 @@
           <w:sz w:val="30"/>
           <w:szCs w:val="30"/>
         </w:rPr>
-        <w:t xml:space="preserve">「がん薬物療法に伴う神経障害診療ガイドライン2028年版」作成への　患者代表としてのご参加のお願い</w:t>
+        <w:t xml:space="preserve">「がん薬物療法に伴う末梢神経障害診療ガイドライン2028年版」作成への　外部評価委員(患者代表)としてのご協力のお願い</w:t>
       </w:r>
     </w:p>
     <w:p>
@@ -171,65 +156,7 @@
           <w:sz w:val="20"/>
           <w:szCs w:val="20"/>
         </w:rPr>
-        <w:t xml:space="preserve">2. 「何が大切か」を点数でつけてください</w:t>
-      </w:r>
-    </w:p>
-    <w:p>
-      <w:pPr>
-        <w:spacing w:after="100"/>
-        <w:ind w:left="360"/>
-      </w:pPr>
-      <w:r>
-        <w:rPr>
-          <w:rFonts w:ascii="Yu Gothic" w:cs="Yu Gothic" w:eastAsia="Yu Gothic" w:hAnsi="Yu Gothic"/>
-          <w:sz w:val="20"/>
-          <w:szCs w:val="20"/>
-        </w:rPr>
-        <w:t xml:space="preserve">しびれの強さ、痛み、日常生活への影響、治療を予定どおり続けられることなど、患者さんにとって何が大切かを、1〜9点でつけてください。この点数をもとに、ガイドラインが重視する点を決めます。(別紙の回答用紙)</w:t>
-      </w:r>
-    </w:p>
-    <w:p>
-      <w:pPr>
-        <w:spacing w:after="100"/>
-      </w:pPr>
-      <w:r>
-        <w:rPr>
-          <w:rFonts w:ascii="Yu Gothic" w:cs="Yu Gothic" w:eastAsia="Yu Gothic" w:hAnsi="Yu Gothic"/>
-          <w:b/>
-          <w:bCs/>
-          <w:sz w:val="20"/>
-          <w:szCs w:val="20"/>
-        </w:rPr>
-        <w:t xml:space="preserve">3. 推奨を決める会議にご参加ください</w:t>
-      </w:r>
-    </w:p>
-    <w:p>
-      <w:pPr>
-        <w:spacing w:after="100"/>
-        <w:ind w:left="360"/>
-      </w:pPr>
-      <w:r>
-        <w:rPr>
-          <w:rFonts w:ascii="Yu Gothic" w:cs="Yu Gothic" w:eastAsia="Yu Gothic" w:hAnsi="Yu Gothic"/>
-          <w:sz w:val="20"/>
-          <w:szCs w:val="20"/>
-        </w:rPr>
-        <w:t xml:space="preserve">予防や治療の方法を「すすめる」「すすめない」と決める会議に、委員のひとりとして参加し、意見と投票をお願いします。(2027年5月ごろを予定)</w:t>
-      </w:r>
-    </w:p>
-    <w:p>
-      <w:pPr>
-        <w:spacing w:after="100"/>
-      </w:pPr>
-      <w:r>
-        <w:rPr>
-          <w:rFonts w:ascii="Yu Gothic" w:cs="Yu Gothic" w:eastAsia="Yu Gothic" w:hAnsi="Yu Gothic"/>
-          <w:b/>
-          <w:bCs/>
-          <w:sz w:val="20"/>
-          <w:szCs w:val="20"/>
-        </w:rPr>
-        <w:t xml:space="preserve">4. 完成前の草案をご覧ください</w:t>
+        <w:t xml:space="preserve">2. 完成前の草案をご覧ください</w:t>
       </w:r>
     </w:p>
     <w:p>
@@ -591,99 +518,6 @@
                 <w:sz w:val="18"/>
                 <w:szCs w:val="18"/>
               </w:rPr>
-              <w:t xml:space="preserve">推奨を決める会議(オンライン)</w:t>
-            </w:r>
-          </w:p>
-        </w:tc>
-        <w:tc>
-          <w:tcPr>
-            <w:tcW w:type="dxa" w:w="3200"/>
-            <w:tcBorders>
-              <w:top w:val="single" w:color="000000" w:sz="4"/>
-              <w:left w:val="single" w:color="000000" w:sz="4"/>
-              <w:bottom w:val="single" w:color="000000" w:sz="4"/>
-              <w:right w:val="single" w:color="000000" w:sz="4"/>
-            </w:tcBorders>
-            <w:tcMar>
-              <w:top w:type="dxa" w:w="40"/>
-              <w:left w:type="dxa" w:w="80"/>
-              <w:bottom w:type="dxa" w:w="40"/>
-              <w:right w:type="dxa" w:w="80"/>
-            </w:tcMar>
-          </w:tcPr>
-          <w:p>
-            <w:r>
-              <w:rPr>
-                <w:rFonts w:ascii="Yu Gothic" w:cs="Yu Gothic" w:eastAsia="Yu Gothic" w:hAnsi="Yu Gothic"/>
-                <w:b w:val="false"/>
-                <w:bCs w:val="false"/>
-                <w:sz w:val="18"/>
-                <w:szCs w:val="18"/>
-              </w:rPr>
-              <w:t xml:space="preserve">2027年5月ごろ(日程は相談)</w:t>
-            </w:r>
-          </w:p>
-        </w:tc>
-        <w:tc>
-          <w:tcPr>
-            <w:tcW w:type="dxa" w:w="3400"/>
-            <w:tcBorders>
-              <w:top w:val="single" w:color="000000" w:sz="4"/>
-              <w:left w:val="single" w:color="000000" w:sz="4"/>
-              <w:bottom w:val="single" w:color="000000" w:sz="4"/>
-              <w:right w:val="single" w:color="000000" w:sz="4"/>
-            </w:tcBorders>
-            <w:tcMar>
-              <w:top w:type="dxa" w:w="40"/>
-              <w:left w:type="dxa" w:w="80"/>
-              <w:bottom w:type="dxa" w:w="40"/>
-              <w:right w:type="dxa" w:w="80"/>
-            </w:tcMar>
-          </w:tcPr>
-          <w:p>
-            <w:r>
-              <w:rPr>
-                <w:rFonts w:ascii="Yu Gothic" w:cs="Yu Gothic" w:eastAsia="Yu Gothic" w:hAnsi="Yu Gothic"/>
-                <w:b w:val="false"/>
-                <w:bCs w:val="false"/>
-                <w:sz w:val="18"/>
-                <w:szCs w:val="18"/>
-              </w:rPr>
-              <w:t xml:space="preserve">半日程度。事前に資料をお送りします</w:t>
-            </w:r>
-          </w:p>
-        </w:tc>
-      </w:tr>
-      <w:tr>
-        <w:trPr>
-          <w:cantSplit/>
-          <w:tblHeader w:val="off"/>
-        </w:trPr>
-        <w:tc>
-          <w:tcPr>
-            <w:tcW w:type="dxa" w:w="3000"/>
-            <w:tcBorders>
-              <w:top w:val="single" w:color="000000" w:sz="4"/>
-              <w:left w:val="single" w:color="000000" w:sz="4"/>
-              <w:bottom w:val="single" w:color="000000" w:sz="4"/>
-              <w:right w:val="single" w:color="000000" w:sz="4"/>
-            </w:tcBorders>
-            <w:tcMar>
-              <w:top w:type="dxa" w:w="40"/>
-              <w:left w:type="dxa" w:w="80"/>
-              <w:bottom w:type="dxa" w:w="40"/>
-              <w:right w:type="dxa" w:w="80"/>
-            </w:tcMar>
-          </w:tcPr>
-          <w:p>
-            <w:r>
-              <w:rPr>
-                <w:rFonts w:ascii="Yu Gothic" w:cs="Yu Gothic" w:eastAsia="Yu Gothic" w:hAnsi="Yu Gothic"/>
-                <w:b w:val="false"/>
-                <w:bCs w:val="false"/>
-                <w:sz w:val="18"/>
-                <w:szCs w:val="18"/>
-              </w:rPr>
               <w:t xml:space="preserve">草案へのご意見</w:t>
             </w:r>
           </w:p>
@@ -1224,987 +1058,7 @@
           <w:sz w:val="22"/>
           <w:szCs w:val="22"/>
         </w:rPr>
-        <w:t xml:space="preserve">問2　つぎの項目は、あなたにとってどのくらい大切ですか</w:t>
-      </w:r>
-    </w:p>
-    <w:p>
-      <w:pPr>
-        <w:spacing w:after="100"/>
-      </w:pPr>
-      <w:r>
-        <w:rPr>
-          <w:rFonts w:ascii="Yu Gothic" w:cs="Yu Gothic" w:eastAsia="Yu Gothic" w:hAnsi="Yu Gothic"/>
-          <w:sz w:val="20"/>
-          <w:szCs w:val="20"/>
-        </w:rPr>
-        <w:t xml:space="preserve">1〜9点でつけてください。(7〜9点: とても大切、4〜6点: 大切、1〜3点: あまり大切でない)。わからない場合は「−」とご記入ください。</w:t>
-      </w:r>
-    </w:p>
-    <w:tbl>
-      <w:tblPr>
-        <w:tblW w:type="dxa" w:w="9600"/>
-        <w:tblBorders>
-          <w:top w:val="single" w:color="auto" w:sz="4"/>
-          <w:left w:val="single" w:color="auto" w:sz="4"/>
-          <w:bottom w:val="single" w:color="auto" w:sz="4"/>
-          <w:right w:val="single" w:color="auto" w:sz="4"/>
-          <w:insideH w:val="single" w:color="auto" w:sz="4"/>
-          <w:insideV w:val="single" w:color="auto" w:sz="4"/>
-        </w:tblBorders>
-      </w:tblPr>
-      <w:tblGrid>
-        <w:gridCol w:w="5600"/>
-        <w:gridCol w:w="1400"/>
-        <w:gridCol w:w="2600"/>
-      </w:tblGrid>
-      <w:tr>
-        <w:trPr>
-          <w:cantSplit/>
-          <w:tblHeader/>
-        </w:trPr>
-        <w:tc>
-          <w:tcPr>
-            <w:tcW w:type="dxa" w:w="5600"/>
-            <w:tcBorders>
-              <w:top w:val="single" w:color="000000" w:sz="4"/>
-              <w:left w:val="single" w:color="000000" w:sz="4"/>
-              <w:bottom w:val="single" w:color="000000" w:sz="4"/>
-              <w:right w:val="single" w:color="000000" w:sz="4"/>
-            </w:tcBorders>
-            <w:shd w:fill="EDEDED" w:color="auto" w:val="clear"/>
-            <w:tcMar>
-              <w:top w:type="dxa" w:w="40"/>
-              <w:left w:type="dxa" w:w="80"/>
-              <w:bottom w:type="dxa" w:w="40"/>
-              <w:right w:type="dxa" w:w="80"/>
-            </w:tcMar>
-          </w:tcPr>
-          <w:p>
-            <w:r>
-              <w:rPr>
-                <w:rFonts w:ascii="Yu Gothic" w:cs="Yu Gothic" w:eastAsia="Yu Gothic" w:hAnsi="Yu Gothic"/>
-                <w:b/>
-                <w:bCs/>
-                <w:sz w:val="18"/>
-                <w:szCs w:val="18"/>
-              </w:rPr>
-              <w:t xml:space="preserve">項目</w:t>
-            </w:r>
-          </w:p>
-        </w:tc>
-        <w:tc>
-          <w:tcPr>
-            <w:tcW w:type="dxa" w:w="1400"/>
-            <w:tcBorders>
-              <w:top w:val="single" w:color="000000" w:sz="4"/>
-              <w:left w:val="single" w:color="000000" w:sz="4"/>
-              <w:bottom w:val="single" w:color="000000" w:sz="4"/>
-              <w:right w:val="single" w:color="000000" w:sz="4"/>
-            </w:tcBorders>
-            <w:shd w:fill="EDEDED" w:color="auto" w:val="clear"/>
-            <w:tcMar>
-              <w:top w:type="dxa" w:w="40"/>
-              <w:left w:type="dxa" w:w="80"/>
-              <w:bottom w:type="dxa" w:w="40"/>
-              <w:right w:type="dxa" w:w="80"/>
-            </w:tcMar>
-          </w:tcPr>
-          <w:p>
-            <w:r>
-              <w:rPr>
-                <w:rFonts w:ascii="Yu Gothic" w:cs="Yu Gothic" w:eastAsia="Yu Gothic" w:hAnsi="Yu Gothic"/>
-                <w:b/>
-                <w:bCs/>
-                <w:sz w:val="18"/>
-                <w:szCs w:val="18"/>
-              </w:rPr>
-              <w:t xml:space="preserve">点数(1〜9)</w:t>
-            </w:r>
-          </w:p>
-        </w:tc>
-        <w:tc>
-          <w:tcPr>
-            <w:tcW w:type="dxa" w:w="2600"/>
-            <w:tcBorders>
-              <w:top w:val="single" w:color="000000" w:sz="4"/>
-              <w:left w:val="single" w:color="000000" w:sz="4"/>
-              <w:bottom w:val="single" w:color="000000" w:sz="4"/>
-              <w:right w:val="single" w:color="000000" w:sz="4"/>
-            </w:tcBorders>
-            <w:shd w:fill="EDEDED" w:color="auto" w:val="clear"/>
-            <w:tcMar>
-              <w:top w:type="dxa" w:w="40"/>
-              <w:left w:type="dxa" w:w="80"/>
-              <w:bottom w:type="dxa" w:w="40"/>
-              <w:right w:type="dxa" w:w="80"/>
-            </w:tcMar>
-          </w:tcPr>
-          <w:p>
-            <w:r>
-              <w:rPr>
-                <w:rFonts w:ascii="Yu Gothic" w:cs="Yu Gothic" w:eastAsia="Yu Gothic" w:hAnsi="Yu Gothic"/>
-                <w:b/>
-                <w:bCs/>
-                <w:sz w:val="18"/>
-                <w:szCs w:val="18"/>
-              </w:rPr>
-              <w:t xml:space="preserve">ひとこと</w:t>
-            </w:r>
-          </w:p>
-        </w:tc>
-      </w:tr>
-      <w:tr>
-        <w:trPr>
-          <w:cantSplit/>
-          <w:tblHeader w:val="off"/>
-        </w:trPr>
-        <w:tc>
-          <w:tcPr>
-            <w:tcW w:type="dxa" w:w="5600"/>
-            <w:tcBorders>
-              <w:top w:val="single" w:color="000000" w:sz="4"/>
-              <w:left w:val="single" w:color="000000" w:sz="4"/>
-              <w:bottom w:val="single" w:color="000000" w:sz="4"/>
-              <w:right w:val="single" w:color="000000" w:sz="4"/>
-            </w:tcBorders>
-            <w:tcMar>
-              <w:top w:type="dxa" w:w="40"/>
-              <w:left w:type="dxa" w:w="80"/>
-              <w:bottom w:type="dxa" w:w="40"/>
-              <w:right w:type="dxa" w:w="80"/>
-            </w:tcMar>
-          </w:tcPr>
-          <w:p>
-            <w:r>
-              <w:rPr>
-                <w:rFonts w:ascii="Yu Gothic" w:cs="Yu Gothic" w:eastAsia="Yu Gothic" w:hAnsi="Yu Gothic"/>
-                <w:b w:val="false"/>
-                <w:bCs w:val="false"/>
-                <w:sz w:val="18"/>
-                <w:szCs w:val="18"/>
-              </w:rPr>
-              <w:t xml:space="preserve">そもそも、しびれや痛みが出ないこと(予防)</w:t>
-            </w:r>
-          </w:p>
-        </w:tc>
-        <w:tc>
-          <w:tcPr>
-            <w:tcW w:type="dxa" w:w="1400"/>
-            <w:tcBorders>
-              <w:top w:val="single" w:color="000000" w:sz="4"/>
-              <w:left w:val="single" w:color="000000" w:sz="4"/>
-              <w:bottom w:val="single" w:color="000000" w:sz="4"/>
-              <w:right w:val="single" w:color="000000" w:sz="4"/>
-            </w:tcBorders>
-            <w:tcMar>
-              <w:top w:type="dxa" w:w="40"/>
-              <w:left w:type="dxa" w:w="80"/>
-              <w:bottom w:type="dxa" w:w="40"/>
-              <w:right w:type="dxa" w:w="80"/>
-            </w:tcMar>
-          </w:tcPr>
-          <w:p>
-            <w:r>
-              <w:rPr>
-                <w:rFonts w:ascii="Yu Gothic" w:cs="Yu Gothic" w:eastAsia="Yu Gothic" w:hAnsi="Yu Gothic"/>
-                <w:b w:val="false"/>
-                <w:bCs w:val="false"/>
-                <w:sz w:val="18"/>
-                <w:szCs w:val="18"/>
-              </w:rPr>
-              <w:t xml:space="preserve"/>
-            </w:r>
-          </w:p>
-        </w:tc>
-        <w:tc>
-          <w:tcPr>
-            <w:tcW w:type="dxa" w:w="2600"/>
-            <w:tcBorders>
-              <w:top w:val="single" w:color="000000" w:sz="4"/>
-              <w:left w:val="single" w:color="000000" w:sz="4"/>
-              <w:bottom w:val="single" w:color="000000" w:sz="4"/>
-              <w:right w:val="single" w:color="000000" w:sz="4"/>
-            </w:tcBorders>
-            <w:tcMar>
-              <w:top w:type="dxa" w:w="40"/>
-              <w:left w:type="dxa" w:w="80"/>
-              <w:bottom w:type="dxa" w:w="40"/>
-              <w:right w:type="dxa" w:w="80"/>
-            </w:tcMar>
-          </w:tcPr>
-          <w:p>
-            <w:r>
-              <w:rPr>
-                <w:rFonts w:ascii="Yu Gothic" w:cs="Yu Gothic" w:eastAsia="Yu Gothic" w:hAnsi="Yu Gothic"/>
-                <w:b w:val="false"/>
-                <w:bCs w:val="false"/>
-                <w:sz w:val="18"/>
-                <w:szCs w:val="18"/>
-              </w:rPr>
-              <w:t xml:space="preserve"/>
-            </w:r>
-          </w:p>
-        </w:tc>
-      </w:tr>
-      <w:tr>
-        <w:trPr>
-          <w:cantSplit/>
-          <w:tblHeader w:val="off"/>
-        </w:trPr>
-        <w:tc>
-          <w:tcPr>
-            <w:tcW w:type="dxa" w:w="5600"/>
-            <w:tcBorders>
-              <w:top w:val="single" w:color="000000" w:sz="4"/>
-              <w:left w:val="single" w:color="000000" w:sz="4"/>
-              <w:bottom w:val="single" w:color="000000" w:sz="4"/>
-              <w:right w:val="single" w:color="000000" w:sz="4"/>
-            </w:tcBorders>
-            <w:tcMar>
-              <w:top w:type="dxa" w:w="40"/>
-              <w:left w:type="dxa" w:w="80"/>
-              <w:bottom w:type="dxa" w:w="40"/>
-              <w:right w:type="dxa" w:w="80"/>
-            </w:tcMar>
-          </w:tcPr>
-          <w:p>
-            <w:r>
-              <w:rPr>
-                <w:rFonts w:ascii="Yu Gothic" w:cs="Yu Gothic" w:eastAsia="Yu Gothic" w:hAnsi="Yu Gothic"/>
-                <w:b w:val="false"/>
-                <w:bCs w:val="false"/>
-                <w:sz w:val="18"/>
-                <w:szCs w:val="18"/>
-              </w:rPr>
-              <w:t xml:space="preserve">手足のしびれが軽くなること</w:t>
-            </w:r>
-          </w:p>
-        </w:tc>
-        <w:tc>
-          <w:tcPr>
-            <w:tcW w:type="dxa" w:w="1400"/>
-            <w:tcBorders>
-              <w:top w:val="single" w:color="000000" w:sz="4"/>
-              <w:left w:val="single" w:color="000000" w:sz="4"/>
-              <w:bottom w:val="single" w:color="000000" w:sz="4"/>
-              <w:right w:val="single" w:color="000000" w:sz="4"/>
-            </w:tcBorders>
-            <w:tcMar>
-              <w:top w:type="dxa" w:w="40"/>
-              <w:left w:type="dxa" w:w="80"/>
-              <w:bottom w:type="dxa" w:w="40"/>
-              <w:right w:type="dxa" w:w="80"/>
-            </w:tcMar>
-          </w:tcPr>
-          <w:p>
-            <w:r>
-              <w:rPr>
-                <w:rFonts w:ascii="Yu Gothic" w:cs="Yu Gothic" w:eastAsia="Yu Gothic" w:hAnsi="Yu Gothic"/>
-                <w:b w:val="false"/>
-                <w:bCs w:val="false"/>
-                <w:sz w:val="18"/>
-                <w:szCs w:val="18"/>
-              </w:rPr>
-              <w:t xml:space="preserve"/>
-            </w:r>
-          </w:p>
-        </w:tc>
-        <w:tc>
-          <w:tcPr>
-            <w:tcW w:type="dxa" w:w="2600"/>
-            <w:tcBorders>
-              <w:top w:val="single" w:color="000000" w:sz="4"/>
-              <w:left w:val="single" w:color="000000" w:sz="4"/>
-              <w:bottom w:val="single" w:color="000000" w:sz="4"/>
-              <w:right w:val="single" w:color="000000" w:sz="4"/>
-            </w:tcBorders>
-            <w:tcMar>
-              <w:top w:type="dxa" w:w="40"/>
-              <w:left w:type="dxa" w:w="80"/>
-              <w:bottom w:type="dxa" w:w="40"/>
-              <w:right w:type="dxa" w:w="80"/>
-            </w:tcMar>
-          </w:tcPr>
-          <w:p>
-            <w:r>
-              <w:rPr>
-                <w:rFonts w:ascii="Yu Gothic" w:cs="Yu Gothic" w:eastAsia="Yu Gothic" w:hAnsi="Yu Gothic"/>
-                <w:b w:val="false"/>
-                <w:bCs w:val="false"/>
-                <w:sz w:val="18"/>
-                <w:szCs w:val="18"/>
-              </w:rPr>
-              <w:t xml:space="preserve"/>
-            </w:r>
-          </w:p>
-        </w:tc>
-      </w:tr>
-      <w:tr>
-        <w:trPr>
-          <w:cantSplit/>
-          <w:tblHeader w:val="off"/>
-        </w:trPr>
-        <w:tc>
-          <w:tcPr>
-            <w:tcW w:type="dxa" w:w="5600"/>
-            <w:tcBorders>
-              <w:top w:val="single" w:color="000000" w:sz="4"/>
-              <w:left w:val="single" w:color="000000" w:sz="4"/>
-              <w:bottom w:val="single" w:color="000000" w:sz="4"/>
-              <w:right w:val="single" w:color="000000" w:sz="4"/>
-            </w:tcBorders>
-            <w:tcMar>
-              <w:top w:type="dxa" w:w="40"/>
-              <w:left w:type="dxa" w:w="80"/>
-              <w:bottom w:type="dxa" w:w="40"/>
-              <w:right w:type="dxa" w:w="80"/>
-            </w:tcMar>
-          </w:tcPr>
-          <w:p>
-            <w:r>
-              <w:rPr>
-                <w:rFonts w:ascii="Yu Gothic" w:cs="Yu Gothic" w:eastAsia="Yu Gothic" w:hAnsi="Yu Gothic"/>
-                <w:b w:val="false"/>
-                <w:bCs w:val="false"/>
-                <w:sz w:val="18"/>
-                <w:szCs w:val="18"/>
-              </w:rPr>
-              <w:t xml:space="preserve">手足の痛みが軽くなること</w:t>
-            </w:r>
-          </w:p>
-        </w:tc>
-        <w:tc>
-          <w:tcPr>
-            <w:tcW w:type="dxa" w:w="1400"/>
-            <w:tcBorders>
-              <w:top w:val="single" w:color="000000" w:sz="4"/>
-              <w:left w:val="single" w:color="000000" w:sz="4"/>
-              <w:bottom w:val="single" w:color="000000" w:sz="4"/>
-              <w:right w:val="single" w:color="000000" w:sz="4"/>
-            </w:tcBorders>
-            <w:tcMar>
-              <w:top w:type="dxa" w:w="40"/>
-              <w:left w:type="dxa" w:w="80"/>
-              <w:bottom w:type="dxa" w:w="40"/>
-              <w:right w:type="dxa" w:w="80"/>
-            </w:tcMar>
-          </w:tcPr>
-          <w:p>
-            <w:r>
-              <w:rPr>
-                <w:rFonts w:ascii="Yu Gothic" w:cs="Yu Gothic" w:eastAsia="Yu Gothic" w:hAnsi="Yu Gothic"/>
-                <w:b w:val="false"/>
-                <w:bCs w:val="false"/>
-                <w:sz w:val="18"/>
-                <w:szCs w:val="18"/>
-              </w:rPr>
-              <w:t xml:space="preserve"/>
-            </w:r>
-          </w:p>
-        </w:tc>
-        <w:tc>
-          <w:tcPr>
-            <w:tcW w:type="dxa" w:w="2600"/>
-            <w:tcBorders>
-              <w:top w:val="single" w:color="000000" w:sz="4"/>
-              <w:left w:val="single" w:color="000000" w:sz="4"/>
-              <w:bottom w:val="single" w:color="000000" w:sz="4"/>
-              <w:right w:val="single" w:color="000000" w:sz="4"/>
-            </w:tcBorders>
-            <w:tcMar>
-              <w:top w:type="dxa" w:w="40"/>
-              <w:left w:type="dxa" w:w="80"/>
-              <w:bottom w:type="dxa" w:w="40"/>
-              <w:right w:type="dxa" w:w="80"/>
-            </w:tcMar>
-          </w:tcPr>
-          <w:p>
-            <w:r>
-              <w:rPr>
-                <w:rFonts w:ascii="Yu Gothic" w:cs="Yu Gothic" w:eastAsia="Yu Gothic" w:hAnsi="Yu Gothic"/>
-                <w:b w:val="false"/>
-                <w:bCs w:val="false"/>
-                <w:sz w:val="18"/>
-                <w:szCs w:val="18"/>
-              </w:rPr>
-              <w:t xml:space="preserve"/>
-            </w:r>
-          </w:p>
-        </w:tc>
-      </w:tr>
-      <w:tr>
-        <w:trPr>
-          <w:cantSplit/>
-          <w:tblHeader w:val="off"/>
-        </w:trPr>
-        <w:tc>
-          <w:tcPr>
-            <w:tcW w:type="dxa" w:w="5600"/>
-            <w:tcBorders>
-              <w:top w:val="single" w:color="000000" w:sz="4"/>
-              <w:left w:val="single" w:color="000000" w:sz="4"/>
-              <w:bottom w:val="single" w:color="000000" w:sz="4"/>
-              <w:right w:val="single" w:color="000000" w:sz="4"/>
-            </w:tcBorders>
-            <w:tcMar>
-              <w:top w:type="dxa" w:w="40"/>
-              <w:left w:type="dxa" w:w="80"/>
-              <w:bottom w:type="dxa" w:w="40"/>
-              <w:right w:type="dxa" w:w="80"/>
-            </w:tcMar>
-          </w:tcPr>
-          <w:p>
-            <w:r>
-              <w:rPr>
-                <w:rFonts w:ascii="Yu Gothic" w:cs="Yu Gothic" w:eastAsia="Yu Gothic" w:hAnsi="Yu Gothic"/>
-                <w:b w:val="false"/>
-                <w:bCs w:val="false"/>
-                <w:sz w:val="18"/>
-                <w:szCs w:val="18"/>
-              </w:rPr>
-              <w:t xml:space="preserve">日常生活(ボタン、歩行、家事、仕事)への影響が少ないこと</w:t>
-            </w:r>
-          </w:p>
-        </w:tc>
-        <w:tc>
-          <w:tcPr>
-            <w:tcW w:type="dxa" w:w="1400"/>
-            <w:tcBorders>
-              <w:top w:val="single" w:color="000000" w:sz="4"/>
-              <w:left w:val="single" w:color="000000" w:sz="4"/>
-              <w:bottom w:val="single" w:color="000000" w:sz="4"/>
-              <w:right w:val="single" w:color="000000" w:sz="4"/>
-            </w:tcBorders>
-            <w:tcMar>
-              <w:top w:type="dxa" w:w="40"/>
-              <w:left w:type="dxa" w:w="80"/>
-              <w:bottom w:type="dxa" w:w="40"/>
-              <w:right w:type="dxa" w:w="80"/>
-            </w:tcMar>
-          </w:tcPr>
-          <w:p>
-            <w:r>
-              <w:rPr>
-                <w:rFonts w:ascii="Yu Gothic" w:cs="Yu Gothic" w:eastAsia="Yu Gothic" w:hAnsi="Yu Gothic"/>
-                <w:b w:val="false"/>
-                <w:bCs w:val="false"/>
-                <w:sz w:val="18"/>
-                <w:szCs w:val="18"/>
-              </w:rPr>
-              <w:t xml:space="preserve"/>
-            </w:r>
-          </w:p>
-        </w:tc>
-        <w:tc>
-          <w:tcPr>
-            <w:tcW w:type="dxa" w:w="2600"/>
-            <w:tcBorders>
-              <w:top w:val="single" w:color="000000" w:sz="4"/>
-              <w:left w:val="single" w:color="000000" w:sz="4"/>
-              <w:bottom w:val="single" w:color="000000" w:sz="4"/>
-              <w:right w:val="single" w:color="000000" w:sz="4"/>
-            </w:tcBorders>
-            <w:tcMar>
-              <w:top w:type="dxa" w:w="40"/>
-              <w:left w:type="dxa" w:w="80"/>
-              <w:bottom w:type="dxa" w:w="40"/>
-              <w:right w:type="dxa" w:w="80"/>
-            </w:tcMar>
-          </w:tcPr>
-          <w:p>
-            <w:r>
-              <w:rPr>
-                <w:rFonts w:ascii="Yu Gothic" w:cs="Yu Gothic" w:eastAsia="Yu Gothic" w:hAnsi="Yu Gothic"/>
-                <w:b w:val="false"/>
-                <w:bCs w:val="false"/>
-                <w:sz w:val="18"/>
-                <w:szCs w:val="18"/>
-              </w:rPr>
-              <w:t xml:space="preserve"/>
-            </w:r>
-          </w:p>
-        </w:tc>
-      </w:tr>
-      <w:tr>
-        <w:trPr>
-          <w:cantSplit/>
-          <w:tblHeader w:val="off"/>
-        </w:trPr>
-        <w:tc>
-          <w:tcPr>
-            <w:tcW w:type="dxa" w:w="5600"/>
-            <w:tcBorders>
-              <w:top w:val="single" w:color="000000" w:sz="4"/>
-              <w:left w:val="single" w:color="000000" w:sz="4"/>
-              <w:bottom w:val="single" w:color="000000" w:sz="4"/>
-              <w:right w:val="single" w:color="000000" w:sz="4"/>
-            </w:tcBorders>
-            <w:tcMar>
-              <w:top w:type="dxa" w:w="40"/>
-              <w:left w:type="dxa" w:w="80"/>
-              <w:bottom w:type="dxa" w:w="40"/>
-              <w:right w:type="dxa" w:w="80"/>
-            </w:tcMar>
-          </w:tcPr>
-          <w:p>
-            <w:r>
-              <w:rPr>
-                <w:rFonts w:ascii="Yu Gothic" w:cs="Yu Gothic" w:eastAsia="Yu Gothic" w:hAnsi="Yu Gothic"/>
-                <w:b w:val="false"/>
-                <w:bCs w:val="false"/>
-                <w:sz w:val="18"/>
-                <w:szCs w:val="18"/>
-              </w:rPr>
-              <w:t xml:space="preserve">抗がん薬を予定どおり続けられること(減量・中止にならない)</w:t>
-            </w:r>
-          </w:p>
-        </w:tc>
-        <w:tc>
-          <w:tcPr>
-            <w:tcW w:type="dxa" w:w="1400"/>
-            <w:tcBorders>
-              <w:top w:val="single" w:color="000000" w:sz="4"/>
-              <w:left w:val="single" w:color="000000" w:sz="4"/>
-              <w:bottom w:val="single" w:color="000000" w:sz="4"/>
-              <w:right w:val="single" w:color="000000" w:sz="4"/>
-            </w:tcBorders>
-            <w:tcMar>
-              <w:top w:type="dxa" w:w="40"/>
-              <w:left w:type="dxa" w:w="80"/>
-              <w:bottom w:type="dxa" w:w="40"/>
-              <w:right w:type="dxa" w:w="80"/>
-            </w:tcMar>
-          </w:tcPr>
-          <w:p>
-            <w:r>
-              <w:rPr>
-                <w:rFonts w:ascii="Yu Gothic" w:cs="Yu Gothic" w:eastAsia="Yu Gothic" w:hAnsi="Yu Gothic"/>
-                <w:b w:val="false"/>
-                <w:bCs w:val="false"/>
-                <w:sz w:val="18"/>
-                <w:szCs w:val="18"/>
-              </w:rPr>
-              <w:t xml:space="preserve"/>
-            </w:r>
-          </w:p>
-        </w:tc>
-        <w:tc>
-          <w:tcPr>
-            <w:tcW w:type="dxa" w:w="2600"/>
-            <w:tcBorders>
-              <w:top w:val="single" w:color="000000" w:sz="4"/>
-              <w:left w:val="single" w:color="000000" w:sz="4"/>
-              <w:bottom w:val="single" w:color="000000" w:sz="4"/>
-              <w:right w:val="single" w:color="000000" w:sz="4"/>
-            </w:tcBorders>
-            <w:tcMar>
-              <w:top w:type="dxa" w:w="40"/>
-              <w:left w:type="dxa" w:w="80"/>
-              <w:bottom w:type="dxa" w:w="40"/>
-              <w:right w:type="dxa" w:w="80"/>
-            </w:tcMar>
-          </w:tcPr>
-          <w:p>
-            <w:r>
-              <w:rPr>
-                <w:rFonts w:ascii="Yu Gothic" w:cs="Yu Gothic" w:eastAsia="Yu Gothic" w:hAnsi="Yu Gothic"/>
-                <w:b w:val="false"/>
-                <w:bCs w:val="false"/>
-                <w:sz w:val="18"/>
-                <w:szCs w:val="18"/>
-              </w:rPr>
-              <w:t xml:space="preserve"/>
-            </w:r>
-          </w:p>
-        </w:tc>
-      </w:tr>
-      <w:tr>
-        <w:trPr>
-          <w:cantSplit/>
-          <w:tblHeader w:val="off"/>
-        </w:trPr>
-        <w:tc>
-          <w:tcPr>
-            <w:tcW w:type="dxa" w:w="5600"/>
-            <w:tcBorders>
-              <w:top w:val="single" w:color="000000" w:sz="4"/>
-              <w:left w:val="single" w:color="000000" w:sz="4"/>
-              <w:bottom w:val="single" w:color="000000" w:sz="4"/>
-              <w:right w:val="single" w:color="000000" w:sz="4"/>
-            </w:tcBorders>
-            <w:tcMar>
-              <w:top w:type="dxa" w:w="40"/>
-              <w:left w:type="dxa" w:w="80"/>
-              <w:bottom w:type="dxa" w:w="40"/>
-              <w:right w:type="dxa" w:w="80"/>
-            </w:tcMar>
-          </w:tcPr>
-          <w:p>
-            <w:r>
-              <w:rPr>
-                <w:rFonts w:ascii="Yu Gothic" w:cs="Yu Gothic" w:eastAsia="Yu Gothic" w:hAnsi="Yu Gothic"/>
-                <w:b w:val="false"/>
-                <w:bCs w:val="false"/>
-                <w:sz w:val="18"/>
-                <w:szCs w:val="18"/>
-              </w:rPr>
-              <w:t xml:space="preserve">予防や治療の薬・方法による副作用が少ないこと(眠気、ふらつき等)</w:t>
-            </w:r>
-          </w:p>
-        </w:tc>
-        <w:tc>
-          <w:tcPr>
-            <w:tcW w:type="dxa" w:w="1400"/>
-            <w:tcBorders>
-              <w:top w:val="single" w:color="000000" w:sz="4"/>
-              <w:left w:val="single" w:color="000000" w:sz="4"/>
-              <w:bottom w:val="single" w:color="000000" w:sz="4"/>
-              <w:right w:val="single" w:color="000000" w:sz="4"/>
-            </w:tcBorders>
-            <w:tcMar>
-              <w:top w:type="dxa" w:w="40"/>
-              <w:left w:type="dxa" w:w="80"/>
-              <w:bottom w:type="dxa" w:w="40"/>
-              <w:right w:type="dxa" w:w="80"/>
-            </w:tcMar>
-          </w:tcPr>
-          <w:p>
-            <w:r>
-              <w:rPr>
-                <w:rFonts w:ascii="Yu Gothic" w:cs="Yu Gothic" w:eastAsia="Yu Gothic" w:hAnsi="Yu Gothic"/>
-                <w:b w:val="false"/>
-                <w:bCs w:val="false"/>
-                <w:sz w:val="18"/>
-                <w:szCs w:val="18"/>
-              </w:rPr>
-              <w:t xml:space="preserve"/>
-            </w:r>
-          </w:p>
-        </w:tc>
-        <w:tc>
-          <w:tcPr>
-            <w:tcW w:type="dxa" w:w="2600"/>
-            <w:tcBorders>
-              <w:top w:val="single" w:color="000000" w:sz="4"/>
-              <w:left w:val="single" w:color="000000" w:sz="4"/>
-              <w:bottom w:val="single" w:color="000000" w:sz="4"/>
-              <w:right w:val="single" w:color="000000" w:sz="4"/>
-            </w:tcBorders>
-            <w:tcMar>
-              <w:top w:type="dxa" w:w="40"/>
-              <w:left w:type="dxa" w:w="80"/>
-              <w:bottom w:type="dxa" w:w="40"/>
-              <w:right w:type="dxa" w:w="80"/>
-            </w:tcMar>
-          </w:tcPr>
-          <w:p>
-            <w:r>
-              <w:rPr>
-                <w:rFonts w:ascii="Yu Gothic" w:cs="Yu Gothic" w:eastAsia="Yu Gothic" w:hAnsi="Yu Gothic"/>
-                <w:b w:val="false"/>
-                <w:bCs w:val="false"/>
-                <w:sz w:val="18"/>
-                <w:szCs w:val="18"/>
-              </w:rPr>
-              <w:t xml:space="preserve"/>
-            </w:r>
-          </w:p>
-        </w:tc>
-      </w:tr>
-      <w:tr>
-        <w:trPr>
-          <w:cantSplit/>
-          <w:tblHeader w:val="off"/>
-        </w:trPr>
-        <w:tc>
-          <w:tcPr>
-            <w:tcW w:type="dxa" w:w="5600"/>
-            <w:tcBorders>
-              <w:top w:val="single" w:color="000000" w:sz="4"/>
-              <w:left w:val="single" w:color="000000" w:sz="4"/>
-              <w:bottom w:val="single" w:color="000000" w:sz="4"/>
-              <w:right w:val="single" w:color="000000" w:sz="4"/>
-            </w:tcBorders>
-            <w:tcMar>
-              <w:top w:type="dxa" w:w="40"/>
-              <w:left w:type="dxa" w:w="80"/>
-              <w:bottom w:type="dxa" w:w="40"/>
-              <w:right w:type="dxa" w:w="80"/>
-            </w:tcMar>
-          </w:tcPr>
-          <w:p>
-            <w:r>
-              <w:rPr>
-                <w:rFonts w:ascii="Yu Gothic" w:cs="Yu Gothic" w:eastAsia="Yu Gothic" w:hAnsi="Yu Gothic"/>
-                <w:b w:val="false"/>
-                <w:bCs w:val="false"/>
-                <w:sz w:val="18"/>
-                <w:szCs w:val="18"/>
-              </w:rPr>
-              <w:t xml:space="preserve">通院の回数や時間、費用の負担が少ないこと</w:t>
-            </w:r>
-          </w:p>
-        </w:tc>
-        <w:tc>
-          <w:tcPr>
-            <w:tcW w:type="dxa" w:w="1400"/>
-            <w:tcBorders>
-              <w:top w:val="single" w:color="000000" w:sz="4"/>
-              <w:left w:val="single" w:color="000000" w:sz="4"/>
-              <w:bottom w:val="single" w:color="000000" w:sz="4"/>
-              <w:right w:val="single" w:color="000000" w:sz="4"/>
-            </w:tcBorders>
-            <w:tcMar>
-              <w:top w:type="dxa" w:w="40"/>
-              <w:left w:type="dxa" w:w="80"/>
-              <w:bottom w:type="dxa" w:w="40"/>
-              <w:right w:type="dxa" w:w="80"/>
-            </w:tcMar>
-          </w:tcPr>
-          <w:p>
-            <w:r>
-              <w:rPr>
-                <w:rFonts w:ascii="Yu Gothic" w:cs="Yu Gothic" w:eastAsia="Yu Gothic" w:hAnsi="Yu Gothic"/>
-                <w:b w:val="false"/>
-                <w:bCs w:val="false"/>
-                <w:sz w:val="18"/>
-                <w:szCs w:val="18"/>
-              </w:rPr>
-              <w:t xml:space="preserve"/>
-            </w:r>
-          </w:p>
-        </w:tc>
-        <w:tc>
-          <w:tcPr>
-            <w:tcW w:type="dxa" w:w="2600"/>
-            <w:tcBorders>
-              <w:top w:val="single" w:color="000000" w:sz="4"/>
-              <w:left w:val="single" w:color="000000" w:sz="4"/>
-              <w:bottom w:val="single" w:color="000000" w:sz="4"/>
-              <w:right w:val="single" w:color="000000" w:sz="4"/>
-            </w:tcBorders>
-            <w:tcMar>
-              <w:top w:type="dxa" w:w="40"/>
-              <w:left w:type="dxa" w:w="80"/>
-              <w:bottom w:type="dxa" w:w="40"/>
-              <w:right w:type="dxa" w:w="80"/>
-            </w:tcMar>
-          </w:tcPr>
-          <w:p>
-            <w:r>
-              <w:rPr>
-                <w:rFonts w:ascii="Yu Gothic" w:cs="Yu Gothic" w:eastAsia="Yu Gothic" w:hAnsi="Yu Gothic"/>
-                <w:b w:val="false"/>
-                <w:bCs w:val="false"/>
-                <w:sz w:val="18"/>
-                <w:szCs w:val="18"/>
-              </w:rPr>
-              <w:t xml:space="preserve"/>
-            </w:r>
-          </w:p>
-        </w:tc>
-      </w:tr>
-      <w:tr>
-        <w:trPr>
-          <w:cantSplit/>
-          <w:tblHeader w:val="off"/>
-        </w:trPr>
-        <w:tc>
-          <w:tcPr>
-            <w:tcW w:type="dxa" w:w="5600"/>
-            <w:tcBorders>
-              <w:top w:val="single" w:color="000000" w:sz="4"/>
-              <w:left w:val="single" w:color="000000" w:sz="4"/>
-              <w:bottom w:val="single" w:color="000000" w:sz="4"/>
-              <w:right w:val="single" w:color="000000" w:sz="4"/>
-            </w:tcBorders>
-            <w:tcMar>
-              <w:top w:type="dxa" w:w="40"/>
-              <w:left w:type="dxa" w:w="80"/>
-              <w:bottom w:type="dxa" w:w="40"/>
-              <w:right w:type="dxa" w:w="80"/>
-            </w:tcMar>
-          </w:tcPr>
-          <w:p>
-            <w:r>
-              <w:rPr>
-                <w:rFonts w:ascii="Yu Gothic" w:cs="Yu Gothic" w:eastAsia="Yu Gothic" w:hAnsi="Yu Gothic"/>
-                <w:b w:val="false"/>
-                <w:bCs w:val="false"/>
-                <w:sz w:val="18"/>
-                <w:szCs w:val="18"/>
-              </w:rPr>
-              <w:t xml:space="preserve">気分や睡眠など、心の状態が保たれること</w:t>
-            </w:r>
-          </w:p>
-        </w:tc>
-        <w:tc>
-          <w:tcPr>
-            <w:tcW w:type="dxa" w:w="1400"/>
-            <w:tcBorders>
-              <w:top w:val="single" w:color="000000" w:sz="4"/>
-              <w:left w:val="single" w:color="000000" w:sz="4"/>
-              <w:bottom w:val="single" w:color="000000" w:sz="4"/>
-              <w:right w:val="single" w:color="000000" w:sz="4"/>
-            </w:tcBorders>
-            <w:tcMar>
-              <w:top w:type="dxa" w:w="40"/>
-              <w:left w:type="dxa" w:w="80"/>
-              <w:bottom w:type="dxa" w:w="40"/>
-              <w:right w:type="dxa" w:w="80"/>
-            </w:tcMar>
-          </w:tcPr>
-          <w:p>
-            <w:r>
-              <w:rPr>
-                <w:rFonts w:ascii="Yu Gothic" w:cs="Yu Gothic" w:eastAsia="Yu Gothic" w:hAnsi="Yu Gothic"/>
-                <w:b w:val="false"/>
-                <w:bCs w:val="false"/>
-                <w:sz w:val="18"/>
-                <w:szCs w:val="18"/>
-              </w:rPr>
-              <w:t xml:space="preserve"/>
-            </w:r>
-          </w:p>
-        </w:tc>
-        <w:tc>
-          <w:tcPr>
-            <w:tcW w:type="dxa" w:w="2600"/>
-            <w:tcBorders>
-              <w:top w:val="single" w:color="000000" w:sz="4"/>
-              <w:left w:val="single" w:color="000000" w:sz="4"/>
-              <w:bottom w:val="single" w:color="000000" w:sz="4"/>
-              <w:right w:val="single" w:color="000000" w:sz="4"/>
-            </w:tcBorders>
-            <w:tcMar>
-              <w:top w:type="dxa" w:w="40"/>
-              <w:left w:type="dxa" w:w="80"/>
-              <w:bottom w:type="dxa" w:w="40"/>
-              <w:right w:type="dxa" w:w="80"/>
-            </w:tcMar>
-          </w:tcPr>
-          <w:p>
-            <w:r>
-              <w:rPr>
-                <w:rFonts w:ascii="Yu Gothic" w:cs="Yu Gothic" w:eastAsia="Yu Gothic" w:hAnsi="Yu Gothic"/>
-                <w:b w:val="false"/>
-                <w:bCs w:val="false"/>
-                <w:sz w:val="18"/>
-                <w:szCs w:val="18"/>
-              </w:rPr>
-              <w:t xml:space="preserve"/>
-            </w:r>
-          </w:p>
-        </w:tc>
-      </w:tr>
-      <w:tr>
-        <w:trPr>
-          <w:cantSplit/>
-          <w:tblHeader w:val="off"/>
-        </w:trPr>
-        <w:tc>
-          <w:tcPr>
-            <w:tcW w:type="dxa" w:w="5600"/>
-            <w:tcBorders>
-              <w:top w:val="single" w:color="000000" w:sz="4"/>
-              <w:left w:val="single" w:color="000000" w:sz="4"/>
-              <w:bottom w:val="single" w:color="000000" w:sz="4"/>
-              <w:right w:val="single" w:color="000000" w:sz="4"/>
-            </w:tcBorders>
-            <w:tcMar>
-              <w:top w:type="dxa" w:w="40"/>
-              <w:left w:type="dxa" w:w="80"/>
-              <w:bottom w:type="dxa" w:w="40"/>
-              <w:right w:type="dxa" w:w="80"/>
-            </w:tcMar>
-          </w:tcPr>
-          <w:p>
-            <w:r>
-              <w:rPr>
-                <w:rFonts w:ascii="Yu Gothic" w:cs="Yu Gothic" w:eastAsia="Yu Gothic" w:hAnsi="Yu Gothic"/>
-                <w:b w:val="false"/>
-                <w:bCs w:val="false"/>
-                <w:sz w:val="18"/>
-                <w:szCs w:val="18"/>
-              </w:rPr>
-              <w:t xml:space="preserve">その他( )</w:t>
-            </w:r>
-          </w:p>
-        </w:tc>
-        <w:tc>
-          <w:tcPr>
-            <w:tcW w:type="dxa" w:w="1400"/>
-            <w:tcBorders>
-              <w:top w:val="single" w:color="000000" w:sz="4"/>
-              <w:left w:val="single" w:color="000000" w:sz="4"/>
-              <w:bottom w:val="single" w:color="000000" w:sz="4"/>
-              <w:right w:val="single" w:color="000000" w:sz="4"/>
-            </w:tcBorders>
-            <w:tcMar>
-              <w:top w:type="dxa" w:w="40"/>
-              <w:left w:type="dxa" w:w="80"/>
-              <w:bottom w:type="dxa" w:w="40"/>
-              <w:right w:type="dxa" w:w="80"/>
-            </w:tcMar>
-          </w:tcPr>
-          <w:p>
-            <w:r>
-              <w:rPr>
-                <w:rFonts w:ascii="Yu Gothic" w:cs="Yu Gothic" w:eastAsia="Yu Gothic" w:hAnsi="Yu Gothic"/>
-                <w:b w:val="false"/>
-                <w:bCs w:val="false"/>
-                <w:sz w:val="18"/>
-                <w:szCs w:val="18"/>
-              </w:rPr>
-              <w:t xml:space="preserve"/>
-            </w:r>
-          </w:p>
-        </w:tc>
-        <w:tc>
-          <w:tcPr>
-            <w:tcW w:type="dxa" w:w="2600"/>
-            <w:tcBorders>
-              <w:top w:val="single" w:color="000000" w:sz="4"/>
-              <w:left w:val="single" w:color="000000" w:sz="4"/>
-              <w:bottom w:val="single" w:color="000000" w:sz="4"/>
-              <w:right w:val="single" w:color="000000" w:sz="4"/>
-            </w:tcBorders>
-            <w:tcMar>
-              <w:top w:type="dxa" w:w="40"/>
-              <w:left w:type="dxa" w:w="80"/>
-              <w:bottom w:type="dxa" w:w="40"/>
-              <w:right w:type="dxa" w:w="80"/>
-            </w:tcMar>
-          </w:tcPr>
-          <w:p>
-            <w:r>
-              <w:rPr>
-                <w:rFonts w:ascii="Yu Gothic" w:cs="Yu Gothic" w:eastAsia="Yu Gothic" w:hAnsi="Yu Gothic"/>
-                <w:b w:val="false"/>
-                <w:bCs w:val="false"/>
-                <w:sz w:val="18"/>
-                <w:szCs w:val="18"/>
-              </w:rPr>
-              <w:t xml:space="preserve"/>
-            </w:r>
-          </w:p>
-        </w:tc>
-      </w:tr>
-    </w:tbl>
-    <w:p>
-      <w:pPr>
-        <w:pStyle w:val="Heading2"/>
-        <w:spacing w:after="80" w:before="200"/>
-      </w:pPr>
-      <w:r>
-        <w:rPr>
-          <w:rFonts w:ascii="Yu Gothic" w:cs="Yu Gothic" w:eastAsia="Yu Gothic" w:hAnsi="Yu Gothic"/>
-          <w:b/>
-          <w:bCs/>
-          <w:sz w:val="22"/>
-          <w:szCs w:val="22"/>
-        </w:rPr>
-        <w:t xml:space="preserve">問3　つぎの方法について、感じていることを教えてください</w:t>
+        <w:t xml:space="preserve">問2　つぎの方法について、感じていることを教えてください</w:t>
       </w:r>
     </w:p>
     <w:p>
@@ -2998,7 +1852,7 @@
           <w:sz w:val="22"/>
           <w:szCs w:val="22"/>
         </w:rPr>
-        <w:t xml:space="preserve">問4　その他、ガイドラインに入れてほしいこと、医療者に伝えたいこと</w:t>
+        <w:t xml:space="preserve">問3　その他、ガイドラインに入れてほしいこと、医療者に伝えたいこと</w:t>
       </w:r>
     </w:p>
     <w:tbl>
